--- a/racheal_cv/brief_versions/03_one_page/racheal_cv.docx
+++ b/racheal_cv/brief_versions/03_one_page/racheal_cv.docx
@@ -8,21 +8,21 @@
         <w:tblLook w:firstColumn="1" w:firstRow="1" w:lastColumn="0" w:lastRow="0" w:noHBand="0" w:noVBand="1" w:val="04A0"/>
       </w:tblPr>
       <w:tblGrid>
-        <w:gridCol w:w="5326"/>
-        <w:gridCol w:w="5326"/>
+        <w:gridCol w:w="5383"/>
+        <w:gridCol w:w="5383"/>
       </w:tblGrid>
       <w:tr>
         <w:tc>
           <w:tcPr>
-            <w:tcW w:type="dxa" w:w="5326"/>
+            <w:tcW w:type="dxa" w:w="5383"/>
           </w:tcPr>
           <w:p>
             <w:r>
               <w:rPr>
                 <w:rFonts w:ascii="Calibri" w:hAnsi="Calibri" w:eastAsia="Calibri"/>
                 <w:b/>
-                <w:color w:val="1A202C"/>
-                <w:sz w:val="28"/>
+                <w:color w:val="18212B"/>
+                <w:sz w:val="26"/>
               </w:rPr>
               <w:t>RACHEAL NABUKEERA SEKAGIRI</w:t>
             </w:r>
@@ -32,10 +32,10 @@
               <w:rPr>
                 <w:rFonts w:ascii="Calibri" w:hAnsi="Calibri" w:eastAsia="Calibri"/>
                 <w:b w:val="0"/>
-                <w:color w:val="234E52"/>
-                <w:sz w:val="18"/>
+                <w:color w:val="1E4D52"/>
+                <w:sz w:val="17"/>
               </w:rPr>
-              <w:t>Senior Human Resource Executive | Human Capital Strategist</w:t>
+              <w:t>Senior Human Resource Executive  ·  Human Capital Strategist</w:t>
             </w:r>
           </w:p>
           <w:p>
@@ -43,16 +43,16 @@
               <w:rPr>
                 <w:rFonts w:ascii="Calibri" w:hAnsi="Calibri" w:eastAsia="Calibri"/>
                 <w:b w:val="0"/>
-                <w:color w:val="627D98"/>
+                <w:color w:val="5B6B7C"/>
                 <w:sz w:val="16"/>
               </w:rPr>
-              <w:t>Kampala, Uganda  ·  +256 772 849258 | +256 701 849258  ·  info@fairbanksmedicalcentre.org</w:t>
+              <w:t>Kampala, Uganda  ·  +256 772 849258  ·  +256 701 849258  ·  info@fairbanksmedicalcentre.org</w:t>
             </w:r>
           </w:p>
         </w:tc>
         <w:tc>
           <w:tcPr>
-            <w:tcW w:type="dxa" w:w="5326"/>
+            <w:tcW w:type="dxa" w:w="5383"/>
           </w:tcPr>
           <w:p>
             <w:pPr>
@@ -61,7 +61,7 @@
             <w:r>
               <w:drawing>
                 <wp:inline xmlns:a="http://schemas.openxmlformats.org/drawingml/2006/main" xmlns:pic="http://schemas.openxmlformats.org/drawingml/2006/picture">
-                  <wp:extent cx="822960" cy="822960"/>
+                  <wp:extent cx="1005840" cy="1005840"/>
                   <wp:docPr id="1" name="Picture 1"/>
                   <wp:cNvGraphicFramePr>
                     <a:graphicFrameLocks noChangeAspect="1"/>
@@ -82,7 +82,7 @@
                         <pic:spPr>
                           <a:xfrm>
                             <a:off x="0" y="0"/>
-                            <a:ext cx="822960" cy="822960"/>
+                            <a:ext cx="1005840" cy="1005840"/>
                           </a:xfrm>
                           <a:prstGeom prst="rect"/>
                         </pic:spPr>
@@ -98,16 +98,16 @@
     </w:tbl>
     <w:p>
       <w:pPr>
-        <w:spacing w:before="200" w:after="80"/>
+        <w:spacing w:before="160" w:after="60"/>
         <w:pBdr>
-          <w:bottom w:val="single" w:sz="10" w:space="1" w:color="C9A227"/>
+          <w:bottom w:val="single" w:sz="10" w:space="1" w:color="B8953E"/>
         </w:pBdr>
       </w:pPr>
       <w:r>
         <w:rPr>
           <w:rFonts w:ascii="Calibri" w:hAnsi="Calibri" w:eastAsia="Calibri"/>
           <w:b/>
-          <w:color w:val="0B3D5C"/>
+          <w:color w:val="0A3A52"/>
           <w:sz w:val="18"/>
         </w:rPr>
         <w:t>PROFILE</w:t>
@@ -115,31 +115,31 @@
     </w:p>
     <w:p>
       <w:pPr>
-        <w:spacing w:after="100" w:line="276" w:lineRule="auto"/>
+        <w:spacing w:after="60"/>
         <w:jc w:val="both"/>
       </w:pPr>
       <w:r>
         <w:rPr>
           <w:rFonts w:ascii="Calibri" w:hAnsi="Calibri" w:eastAsia="Calibri"/>
           <w:b w:val="0"/>
-          <w:color w:val="243B53"/>
+          <w:color w:val="1F2A37"/>
           <w:sz w:val="18"/>
         </w:rPr>
-        <w:t>Strategic HR executive with nearly 30 years of experience and over 18 years in executive HR leadership. Aligns people strategy with organisational performance across complex institutions. Founder and Managing Director, FairBanks Medical Centre Ltd. Formerly led Group HR for 2,000+ employees across 50+ departments. PhD Candidate (Management) researching AI prediction of occupational burnout.</w:t>
+        <w:t>Strategic HR executive with nearly 30 years of experience and over 18 years in executive leadership. Aligns people strategy with organisational performance. Founder &amp; Managing Director, FairBanks Medical Centre Ltd. Formerly led Group HR for 2,000+ employees across 50+ units. PhD Candidate researching AI prediction of occupational burnout.</w:t>
       </w:r>
     </w:p>
     <w:p>
       <w:pPr>
-        <w:spacing w:before="200" w:after="80"/>
+        <w:spacing w:before="160" w:after="60"/>
         <w:pBdr>
-          <w:bottom w:val="single" w:sz="10" w:space="1" w:color="C9A227"/>
+          <w:bottom w:val="single" w:sz="10" w:space="1" w:color="B8953E"/>
         </w:pBdr>
       </w:pPr>
       <w:r>
         <w:rPr>
           <w:rFonts w:ascii="Calibri" w:hAnsi="Calibri" w:eastAsia="Calibri"/>
           <w:b/>
-          <w:color w:val="0B3D5C"/>
+          <w:color w:val="0A3A52"/>
           <w:sz w:val="18"/>
         </w:rPr>
         <w:t>HIGHLIGHTS</w:t>
@@ -148,28 +148,28 @@
     <w:p>
       <w:pPr>
         <w:pStyle w:val="ListBullet"/>
-        <w:spacing w:after="40"/>
+        <w:spacing w:after="20"/>
       </w:pPr>
       <w:r>
         <w:rPr>
           <w:rFonts w:ascii="Calibri" w:hAnsi="Calibri" w:eastAsia="Calibri"/>
           <w:b w:val="0"/>
-          <w:color w:val="243B53"/>
+          <w:color w:val="1F2A37"/>
           <w:sz w:val="17"/>
         </w:rPr>
-        <w:t>30 years HR and executive management experience</w:t>
+        <w:t>30 years progressive HR &amp; executive management</w:t>
       </w:r>
     </w:p>
     <w:p>
       <w:pPr>
         <w:pStyle w:val="ListBullet"/>
-        <w:spacing w:after="40"/>
+        <w:spacing w:after="20"/>
       </w:pPr>
       <w:r>
         <w:rPr>
           <w:rFonts w:ascii="Calibri" w:hAnsi="Calibri" w:eastAsia="Calibri"/>
           <w:b w:val="0"/>
-          <w:color w:val="243B53"/>
+          <w:color w:val="1F2A37"/>
           <w:sz w:val="17"/>
         </w:rPr>
         <w:t>18+ years executive Human Resource leadership</w:t>
@@ -178,28 +178,28 @@
     <w:p>
       <w:pPr>
         <w:pStyle w:val="ListBullet"/>
-        <w:spacing w:after="40"/>
+        <w:spacing w:after="20"/>
       </w:pPr>
       <w:r>
         <w:rPr>
           <w:rFonts w:ascii="Calibri" w:hAnsi="Calibri" w:eastAsia="Calibri"/>
           <w:b w:val="0"/>
-          <w:color w:val="243B53"/>
+          <w:color w:val="1F2A37"/>
           <w:sz w:val="17"/>
         </w:rPr>
-        <w:t>HR leadership for 2,000+ employees across 50+ units</w:t>
+        <w:t>HR leadership for 2,000+ staff across 50+ units</w:t>
       </w:r>
     </w:p>
     <w:p>
       <w:pPr>
         <w:pStyle w:val="ListBullet"/>
-        <w:spacing w:after="40"/>
+        <w:spacing w:after="20"/>
       </w:pPr>
       <w:r>
         <w:rPr>
           <w:rFonts w:ascii="Calibri" w:hAnsi="Calibri" w:eastAsia="Calibri"/>
           <w:b w:val="0"/>
-          <w:color w:val="243B53"/>
+          <w:color w:val="1F2A37"/>
           <w:sz w:val="17"/>
         </w:rPr>
         <w:t>Founder &amp; MD, FairBanks Medical Centre Ltd</w:t>
@@ -208,13 +208,13 @@
     <w:p>
       <w:pPr>
         <w:pStyle w:val="ListBullet"/>
-        <w:spacing w:after="40"/>
+        <w:spacing w:after="20"/>
       </w:pPr>
       <w:r>
         <w:rPr>
           <w:rFonts w:ascii="Calibri" w:hAnsi="Calibri" w:eastAsia="Calibri"/>
           <w:b w:val="0"/>
-          <w:color w:val="243B53"/>
+          <w:color w:val="1F2A37"/>
           <w:sz w:val="17"/>
         </w:rPr>
         <w:t>Social enterprise reach: 10,000+ beneficiaries</w:t>
@@ -222,16 +222,16 @@
     </w:p>
     <w:p>
       <w:pPr>
-        <w:spacing w:before="200" w:after="80"/>
+        <w:spacing w:before="160" w:after="60"/>
         <w:pBdr>
-          <w:bottom w:val="single" w:sz="10" w:space="1" w:color="C9A227"/>
+          <w:bottom w:val="single" w:sz="10" w:space="1" w:color="B8953E"/>
         </w:pBdr>
       </w:pPr>
       <w:r>
         <w:rPr>
           <w:rFonts w:ascii="Calibri" w:hAnsi="Calibri" w:eastAsia="Calibri"/>
           <w:b/>
-          <w:color w:val="0B3D5C"/>
+          <w:color w:val="0A3A52"/>
           <w:sz w:val="18"/>
         </w:rPr>
         <w:t>SKILLS</w:t>
@@ -239,31 +239,31 @@
     </w:p>
     <w:p>
       <w:pPr>
-        <w:spacing w:after="100" w:line="276" w:lineRule="auto"/>
+        <w:spacing w:after="60"/>
         <w:jc w:val="both"/>
       </w:pPr>
       <w:r>
         <w:rPr>
           <w:rFonts w:ascii="Calibri" w:hAnsi="Calibri" w:eastAsia="Calibri"/>
           <w:b w:val="0"/>
-          <w:color w:val="243B53"/>
-          <w:sz w:val="18"/>
+          <w:color w:val="1F2A37"/>
+          <w:sz w:val="17"/>
         </w:rPr>
         <w:t>HR Strategy  ·  Organisational Development  ·  Talent Management  ·  Workforce Planning  ·  Change Management  ·  Performance Management  ·  Employee Relations  ·  Corporate Governance  ·  Leadership Development  ·  HR Analytics / HRIS</w:t>
       </w:r>
     </w:p>
     <w:p>
       <w:pPr>
-        <w:spacing w:before="200" w:after="80"/>
+        <w:spacing w:before="160" w:after="60"/>
         <w:pBdr>
-          <w:bottom w:val="single" w:sz="10" w:space="1" w:color="C9A227"/>
+          <w:bottom w:val="single" w:sz="10" w:space="1" w:color="B8953E"/>
         </w:pBdr>
       </w:pPr>
       <w:r>
         <w:rPr>
           <w:rFonts w:ascii="Calibri" w:hAnsi="Calibri" w:eastAsia="Calibri"/>
           <w:b/>
-          <w:color w:val="0B3D5C"/>
+          <w:color w:val="0A3A52"/>
           <w:sz w:val="18"/>
         </w:rPr>
         <w:t>EXPERIENCE</w:t>
@@ -271,13 +271,13 @@
     </w:p>
     <w:p>
       <w:pPr>
-        <w:spacing w:before="80"/>
+        <w:spacing w:before="60"/>
       </w:pPr>
       <w:r>
         <w:rPr>
           <w:rFonts w:ascii="Calibri" w:hAnsi="Calibri" w:eastAsia="Calibri"/>
           <w:b/>
-          <w:color w:val="243B53"/>
+          <w:color w:val="1F2A37"/>
           <w:sz w:val="18"/>
         </w:rPr>
         <w:t>Founder, Managing Director &amp; Executive HR Leader</w:t>
@@ -288,51 +288,36 @@
         <w:rPr>
           <w:rFonts w:ascii="Calibri" w:hAnsi="Calibri" w:eastAsia="Calibri"/>
           <w:b w:val="0"/>
-          <w:color w:val="234E52"/>
-          <w:sz w:val="17"/>
+          <w:color w:val="1E4D52"/>
+          <w:sz w:val="16"/>
         </w:rPr>
         <w:t>FairBanks Medical Centre Ltd | 2025 - Present</w:t>
       </w:r>
     </w:p>
     <w:p>
       <w:pPr>
-        <w:pStyle w:val="ListBullet"/>
-        <w:spacing w:after="40"/>
+        <w:spacing w:after="60"/>
+        <w:jc w:val="both"/>
       </w:pPr>
       <w:r>
         <w:rPr>
           <w:rFonts w:ascii="Calibri" w:hAnsi="Calibri" w:eastAsia="Calibri"/>
           <w:b w:val="0"/>
-          <w:color w:val="243B53"/>
+          <w:color w:val="1F2A37"/>
           <w:sz w:val="17"/>
         </w:rPr>
-        <w:t>Lead strategy, governance, HR and institutional growth.</w:t>
+        <w:t>Strategy, governance, HR and growth; founded social enterprise (10,000+ beneficiaries).</w:t>
       </w:r>
     </w:p>
     <w:p>
       <w:pPr>
-        <w:pStyle w:val="ListBullet"/>
-        <w:spacing w:after="40"/>
-      </w:pPr>
-      <w:r>
-        <w:rPr>
-          <w:rFonts w:ascii="Calibri" w:hAnsi="Calibri" w:eastAsia="Calibri"/>
-          <w:b w:val="0"/>
-          <w:color w:val="243B53"/>
-          <w:sz w:val="17"/>
-        </w:rPr>
-        <w:t>Founded social enterprise initiative (10,000+ beneficiaries).</w:t>
-      </w:r>
-    </w:p>
-    <w:p>
-      <w:pPr>
-        <w:spacing w:before="80"/>
+        <w:spacing w:before="60"/>
       </w:pPr>
       <w:r>
         <w:rPr>
           <w:rFonts w:ascii="Calibri" w:hAnsi="Calibri" w:eastAsia="Calibri"/>
           <w:b/>
-          <w:color w:val="243B53"/>
+          <w:color w:val="1F2A37"/>
           <w:sz w:val="18"/>
         </w:rPr>
         <w:t>Group Human Resource &amp; Administration Manager</w:t>
@@ -343,51 +328,36 @@
         <w:rPr>
           <w:rFonts w:ascii="Calibri" w:hAnsi="Calibri" w:eastAsia="Calibri"/>
           <w:b w:val="0"/>
-          <w:color w:val="234E52"/>
-          <w:sz w:val="17"/>
+          <w:color w:val="1E4D52"/>
+          <w:sz w:val="16"/>
         </w:rPr>
         <w:t>Norvik Group | Jul 2016 - Feb 2026</w:t>
       </w:r>
     </w:p>
     <w:p>
       <w:pPr>
-        <w:pStyle w:val="ListBullet"/>
-        <w:spacing w:after="40"/>
+        <w:spacing w:after="60"/>
+        <w:jc w:val="both"/>
       </w:pPr>
       <w:r>
         <w:rPr>
           <w:rFonts w:ascii="Calibri" w:hAnsi="Calibri" w:eastAsia="Calibri"/>
           <w:b w:val="0"/>
-          <w:color w:val="243B53"/>
+          <w:color w:val="1F2A37"/>
           <w:sz w:val="17"/>
         </w:rPr>
-        <w:t>Directed Group HR for 2,000+ employees across 50+ units.</w:t>
+        <w:t>Directed Group HR for 2,000+ employees; led workforce planning and leadership development.</w:t>
       </w:r>
     </w:p>
     <w:p>
       <w:pPr>
-        <w:pStyle w:val="ListBullet"/>
-        <w:spacing w:after="40"/>
-      </w:pPr>
-      <w:r>
-        <w:rPr>
-          <w:rFonts w:ascii="Calibri" w:hAnsi="Calibri" w:eastAsia="Calibri"/>
-          <w:b w:val="0"/>
-          <w:color w:val="243B53"/>
-          <w:sz w:val="17"/>
-        </w:rPr>
-        <w:t>Led workforce planning, restructuring and leadership development.</w:t>
-      </w:r>
-    </w:p>
-    <w:p>
-      <w:pPr>
-        <w:spacing w:before="80"/>
+        <w:spacing w:before="60"/>
       </w:pPr>
       <w:r>
         <w:rPr>
           <w:rFonts w:ascii="Calibri" w:hAnsi="Calibri" w:eastAsia="Calibri"/>
           <w:b/>
-          <w:color w:val="243B53"/>
+          <w:color w:val="1F2A37"/>
           <w:sz w:val="18"/>
         </w:rPr>
         <w:t>Human Resource &amp; Administration Manager</w:t>
@@ -398,54 +368,94 @@
         <w:rPr>
           <w:rFonts w:ascii="Calibri" w:hAnsi="Calibri" w:eastAsia="Calibri"/>
           <w:b w:val="0"/>
-          <w:color w:val="234E52"/>
-          <w:sz w:val="17"/>
+          <w:color w:val="1E4D52"/>
+          <w:sz w:val="16"/>
         </w:rPr>
         <w:t>Norvik Hospital Ltd | Sep 2013 - 2016</w:t>
       </w:r>
     </w:p>
     <w:p>
       <w:pPr>
-        <w:pStyle w:val="ListBullet"/>
-        <w:spacing w:after="40"/>
-      </w:pPr>
-      <w:r>
-        <w:rPr>
-          <w:rFonts w:ascii="Calibri" w:hAnsi="Calibri" w:eastAsia="Calibri"/>
-          <w:b w:val="0"/>
-          <w:color w:val="243B53"/>
-          <w:sz w:val="17"/>
-        </w:rPr>
-        <w:t>Led recruitment, employee relations and performance systems.</w:t>
-      </w:r>
-    </w:p>
-    <w:p>
-      <w:pPr>
-        <w:spacing w:after="100" w:line="276" w:lineRule="auto"/>
+        <w:spacing w:after="60"/>
         <w:jc w:val="both"/>
       </w:pPr>
       <w:r>
         <w:rPr>
           <w:rFonts w:ascii="Calibri" w:hAnsi="Calibri" w:eastAsia="Calibri"/>
           <w:b w:val="0"/>
-          <w:color w:val="627D98"/>
-          <w:sz w:val="16"/>
+          <w:color w:val="1F2A37"/>
+          <w:sz w:val="17"/>
         </w:rPr>
-        <w:t>Earlier: HR Manager &amp; Systems Administrator, St. Catherine's (2007-2013); HR Assistant, E Power Limited (1997-2000).</w:t>
+        <w:t>Led recruitment, employee relations, performance systems and HR policy.</w:t>
       </w:r>
     </w:p>
     <w:p>
       <w:pPr>
-        <w:spacing w:before="200" w:after="80"/>
+        <w:spacing w:before="60"/>
+      </w:pPr>
+      <w:r>
+        <w:rPr>
+          <w:rFonts w:ascii="Calibri" w:hAnsi="Calibri" w:eastAsia="Calibri"/>
+          <w:b/>
+          <w:color w:val="1F2A37"/>
+          <w:sz w:val="18"/>
+        </w:rPr>
+        <w:t>Human Resource Manager</w:t>
+      </w:r>
+    </w:p>
+    <w:p>
+      <w:r>
+        <w:rPr>
+          <w:rFonts w:ascii="Calibri" w:hAnsi="Calibri" w:eastAsia="Calibri"/>
+          <w:b w:val="0"/>
+          <w:color w:val="1E4D52"/>
+          <w:sz w:val="16"/>
+        </w:rPr>
+        <w:t>St. Catherine's Hospital | 2007 - 2010</w:t>
+      </w:r>
+    </w:p>
+    <w:p>
+      <w:pPr>
+        <w:spacing w:after="60"/>
+        <w:jc w:val="both"/>
+      </w:pPr>
+      <w:r>
+        <w:rPr>
+          <w:rFonts w:ascii="Calibri" w:hAnsi="Calibri" w:eastAsia="Calibri"/>
+          <w:b w:val="0"/>
+          <w:color w:val="1F2A37"/>
+          <w:sz w:val="17"/>
+        </w:rPr>
+        <w:t>Managed HR operations, welfare and labour compliance.</w:t>
+      </w:r>
+    </w:p>
+    <w:p>
+      <w:pPr>
+        <w:spacing w:after="60"/>
+        <w:jc w:val="both"/>
+      </w:pPr>
+      <w:r>
+        <w:rPr>
+          <w:rFonts w:ascii="Calibri" w:hAnsi="Calibri" w:eastAsia="Calibri"/>
+          <w:b w:val="0"/>
+          <w:color w:val="5B6B7C"/>
+          <w:sz w:val="16"/>
+        </w:rPr>
+        <w:t>Earlier: Health Systems Administrator, St. Catherine's (2010-2013); HR Assistant, E Power Limited (1997-2000).</w:t>
+      </w:r>
+    </w:p>
+    <w:p>
+      <w:pPr>
+        <w:spacing w:before="160" w:after="60"/>
         <w:pBdr>
-          <w:bottom w:val="single" w:sz="10" w:space="1" w:color="C9A227"/>
+          <w:bottom w:val="single" w:sz="10" w:space="1" w:color="B8953E"/>
         </w:pBdr>
       </w:pPr>
       <w:r>
         <w:rPr>
           <w:rFonts w:ascii="Calibri" w:hAnsi="Calibri" w:eastAsia="Calibri"/>
           <w:b/>
-          <w:color w:val="0B3D5C"/>
+          <w:color w:val="0A3A52"/>
           <w:sz w:val="18"/>
         </w:rPr>
         <w:t>EDUCATION &amp; MORE</w:t>
@@ -453,37 +463,37 @@
     </w:p>
     <w:p>
       <w:pPr>
-        <w:spacing w:after="100" w:line="276" w:lineRule="auto"/>
+        <w:spacing w:after="60"/>
         <w:jc w:val="both"/>
       </w:pPr>
       <w:r>
         <w:rPr>
           <w:rFonts w:ascii="Calibri" w:hAnsi="Calibri" w:eastAsia="Calibri"/>
           <w:b w:val="0"/>
-          <w:color w:val="243B53"/>
-          <w:sz w:val="18"/>
+          <w:color w:val="1F2A37"/>
+          <w:sz w:val="17"/>
         </w:rPr>
-        <w:t>PhD Management (Ongoing), Uganda Christian University · MSSPM, Makerere · BA Social Sciences, Makerere</w:t>
+        <w:t>PhD Management (Ongoing), Uganda Christian University  ·  MSSPM, Makerere University  ·  BA Social Sciences, Makerere University</w:t>
       </w:r>
     </w:p>
     <w:p>
       <w:pPr>
-        <w:spacing w:after="100" w:line="276" w:lineRule="auto"/>
+        <w:spacing w:after="60"/>
         <w:jc w:val="both"/>
       </w:pPr>
       <w:r>
         <w:rPr>
           <w:rFonts w:ascii="Calibri" w:hAnsi="Calibri" w:eastAsia="Calibri"/>
           <w:b w:val="0"/>
-          <w:color w:val="627D98"/>
+          <w:color w:val="5B6B7C"/>
           <w:sz w:val="16"/>
         </w:rPr>
-        <w:t>FUE Member · English &amp; Luganda (Fluent) · References on request</w:t>
+        <w:t>Member, Federation of Uganda Employers (FUE)  ·  English &amp; Luganda (Fluent)  ·  References on request</w:t>
       </w:r>
     </w:p>
     <w:sectPr>
       <w:pgSz w:w="12240" w:h="15840"/>
-      <w:pgMar w:top="624" w:right="794" w:bottom="624" w:left="794" w:header="720" w:footer="720" w:gutter="0"/>
+      <w:pgMar w:top="624" w:right="737" w:bottom="624" w:left="737" w:header="720" w:footer="720" w:gutter="0"/>
       <w:cols w:space="720"/>
       <w:docGrid w:linePitch="360"/>
     </w:sectPr>

--- a/racheal_cv/brief_versions/03_one_page/racheal_cv.docx
+++ b/racheal_cv/brief_versions/03_one_page/racheal_cv.docx
@@ -8,20 +8,21 @@
         <w:tblLook w:firstColumn="1" w:firstRow="1" w:lastColumn="0" w:lastRow="0" w:noHBand="0" w:noVBand="1" w:val="04A0"/>
       </w:tblPr>
       <w:tblGrid>
-        <w:gridCol w:w="5383"/>
-        <w:gridCol w:w="5383"/>
+        <w:gridCol w:w="5440"/>
+        <w:gridCol w:w="5440"/>
       </w:tblGrid>
       <w:tr>
         <w:tc>
           <w:tcPr>
-            <w:tcW w:type="dxa" w:w="5383"/>
+            <w:tcW w:type="dxa" w:w="5440"/>
+            <w:shd w:fill="F8F5F0" w:val="clear"/>
           </w:tcPr>
           <w:p>
             <w:r>
               <w:rPr>
                 <w:rFonts w:ascii="Calibri" w:hAnsi="Calibri" w:eastAsia="Calibri"/>
                 <w:b/>
-                <w:color w:val="18212B"/>
+                <w:color w:val="0A3A52"/>
                 <w:sz w:val="26"/>
               </w:rPr>
               <w:t>RACHEAL NABUKEERA SEKAGIRI</w:t>
@@ -32,13 +33,16 @@
               <w:rPr>
                 <w:rFonts w:ascii="Calibri" w:hAnsi="Calibri" w:eastAsia="Calibri"/>
                 <w:b w:val="0"/>
-                <w:color w:val="1E4D52"/>
-                <w:sz w:val="17"/>
+                <w:color w:val="1F6F78"/>
+                <w:sz w:val="16"/>
               </w:rPr>
-              <w:t>Senior Human Resource Executive  ·  Human Capital Strategist</w:t>
+              <w:t>Senior Human Resource Executive  ·  Human Capital Strategist  ·  Organisational Development</w:t>
             </w:r>
           </w:p>
           <w:p>
+            <w:pPr>
+              <w:spacing w:after="0"/>
+            </w:pPr>
             <w:r>
               <w:rPr>
                 <w:rFonts w:ascii="Calibri" w:hAnsi="Calibri" w:eastAsia="Calibri"/>
@@ -46,13 +50,42 @@
                 <w:color w:val="5B6B7C"/>
                 <w:sz w:val="16"/>
               </w:rPr>
-              <w:t>Kampala, Uganda  ·  +256 772 849258  ·  +256 701 849258  ·  info@fairbanksmedicalcentre.org</w:t>
+              <w:t>Kampala, Uganda</w:t>
+            </w:r>
+          </w:p>
+          <w:p>
+            <w:pPr>
+              <w:spacing w:after="0"/>
+            </w:pPr>
+            <w:r>
+              <w:rPr>
+                <w:rFonts w:ascii="Calibri" w:hAnsi="Calibri" w:eastAsia="Calibri"/>
+                <w:b w:val="0"/>
+                <w:color w:val="5B6B7C"/>
+                <w:sz w:val="16"/>
+              </w:rPr>
+              <w:t>+256 772 849258  ·  +256 701 849258</w:t>
+            </w:r>
+          </w:p>
+          <w:p>
+            <w:pPr>
+              <w:spacing w:after="0"/>
+            </w:pPr>
+            <w:r>
+              <w:rPr>
+                <w:rFonts w:ascii="Calibri" w:hAnsi="Calibri" w:eastAsia="Calibri"/>
+                <w:b w:val="0"/>
+                <w:color w:val="5B6B7C"/>
+                <w:sz w:val="16"/>
+              </w:rPr>
+              <w:t>info@fairbanksmedicalcentre.org  ·  www.fairbanksmedicalcentre.org</w:t>
             </w:r>
           </w:p>
         </w:tc>
         <w:tc>
           <w:tcPr>
-            <w:tcW w:type="dxa" w:w="5383"/>
+            <w:tcW w:type="dxa" w:w="5440"/>
+            <w:shd w:fill="F8F5F0" w:val="clear"/>
           </w:tcPr>
           <w:p>
             <w:pPr>
@@ -61,7 +94,7 @@
             <w:r>
               <w:drawing>
                 <wp:inline xmlns:a="http://schemas.openxmlformats.org/drawingml/2006/main" xmlns:pic="http://schemas.openxmlformats.org/drawingml/2006/picture">
-                  <wp:extent cx="1005840" cy="1005840"/>
+                  <wp:extent cx="914400" cy="914400"/>
                   <wp:docPr id="1" name="Picture 1"/>
                   <wp:cNvGraphicFramePr>
                     <a:graphicFrameLocks noChangeAspect="1"/>
@@ -82,7 +115,7 @@
                         <pic:spPr>
                           <a:xfrm>
                             <a:off x="0" y="0"/>
-                            <a:ext cx="1005840" cy="1005840"/>
+                            <a:ext cx="914400" cy="914400"/>
                           </a:xfrm>
                           <a:prstGeom prst="rect"/>
                         </pic:spPr>
@@ -98,9 +131,9 @@
     </w:tbl>
     <w:p>
       <w:pPr>
-        <w:spacing w:before="160" w:after="60"/>
+        <w:spacing w:before="120" w:after="40"/>
         <w:pBdr>
-          <w:bottom w:val="single" w:sz="10" w:space="1" w:color="B8953E"/>
+          <w:bottom w:val="single" w:sz="8" w:space="1" w:color="B8953E"/>
         </w:pBdr>
       </w:pPr>
       <w:r>
@@ -115,7 +148,7 @@
     </w:p>
     <w:p>
       <w:pPr>
-        <w:spacing w:after="60"/>
+        <w:spacing w:after="40"/>
         <w:jc w:val="both"/>
       </w:pPr>
       <w:r>
@@ -123,16 +156,31 @@
           <w:rFonts w:ascii="Calibri" w:hAnsi="Calibri" w:eastAsia="Calibri"/>
           <w:b w:val="0"/>
           <w:color w:val="1F2A37"/>
-          <w:sz w:val="18"/>
+          <w:sz w:val="17"/>
         </w:rPr>
-        <w:t>Strategic HR executive with nearly 30 years of experience and over 18 years in executive leadership. Aligns people strategy with organisational performance. Founder &amp; Managing Director, FairBanks Medical Centre Ltd. Formerly led Group HR for 2,000+ employees across 50+ units. PhD Candidate researching AI prediction of occupational burnout.</w:t>
+        <w:t>Strategic HR executive with nearly 30 years of progressive experience and over 18 years in executive Human Resource leadership. Aligns people, performance and organisational goals across complex institutions.</w:t>
       </w:r>
     </w:p>
     <w:p>
       <w:pPr>
-        <w:spacing w:before="160" w:after="60"/>
+        <w:spacing w:after="40"/>
+        <w:jc w:val="both"/>
+      </w:pPr>
+      <w:r>
+        <w:rPr>
+          <w:rFonts w:ascii="Calibri" w:hAnsi="Calibri" w:eastAsia="Calibri"/>
+          <w:b w:val="0"/>
+          <w:color w:val="1F2A37"/>
+          <w:sz w:val="17"/>
+        </w:rPr>
+        <w:t>Founder &amp; Managing Director, FairBanks Medical Centre Ltd. Formerly directed Group HR for 2,000+ employees across 50+ departments. PhD Candidate (Management) researching AI/ML prediction of occupational burnout among medical practitioners. Member, Federation of Uganda Employers (FUE).</w:t>
+      </w:r>
+    </w:p>
+    <w:p>
+      <w:pPr>
+        <w:spacing w:before="120" w:after="40"/>
         <w:pBdr>
-          <w:bottom w:val="single" w:sz="10" w:space="1" w:color="B8953E"/>
+          <w:bottom w:val="single" w:sz="8" w:space="1" w:color="B8953E"/>
         </w:pBdr>
       </w:pPr>
       <w:r>
@@ -148,14 +196,14 @@
     <w:p>
       <w:pPr>
         <w:pStyle w:val="ListBullet"/>
-        <w:spacing w:after="20"/>
+        <w:spacing w:after="0"/>
       </w:pPr>
       <w:r>
         <w:rPr>
           <w:rFonts w:ascii="Calibri" w:hAnsi="Calibri" w:eastAsia="Calibri"/>
           <w:b w:val="0"/>
           <w:color w:val="1F2A37"/>
-          <w:sz w:val="17"/>
+          <w:sz w:val="16"/>
         </w:rPr>
         <w:t>30 years progressive HR &amp; executive management</w:t>
       </w:r>
@@ -163,14 +211,14 @@
     <w:p>
       <w:pPr>
         <w:pStyle w:val="ListBullet"/>
-        <w:spacing w:after="20"/>
+        <w:spacing w:after="0"/>
       </w:pPr>
       <w:r>
         <w:rPr>
           <w:rFonts w:ascii="Calibri" w:hAnsi="Calibri" w:eastAsia="Calibri"/>
           <w:b w:val="0"/>
           <w:color w:val="1F2A37"/>
-          <w:sz w:val="17"/>
+          <w:sz w:val="16"/>
         </w:rPr>
         <w:t>18+ years executive Human Resource leadership</w:t>
       </w:r>
@@ -178,29 +226,29 @@
     <w:p>
       <w:pPr>
         <w:pStyle w:val="ListBullet"/>
-        <w:spacing w:after="20"/>
+        <w:spacing w:after="0"/>
       </w:pPr>
       <w:r>
         <w:rPr>
           <w:rFonts w:ascii="Calibri" w:hAnsi="Calibri" w:eastAsia="Calibri"/>
           <w:b w:val="0"/>
           <w:color w:val="1F2A37"/>
-          <w:sz w:val="17"/>
+          <w:sz w:val="16"/>
         </w:rPr>
-        <w:t>HR leadership for 2,000+ staff across 50+ units</w:t>
+        <w:t>Strategic HR for 2,000+ employees / 50+ units</w:t>
       </w:r>
     </w:p>
     <w:p>
       <w:pPr>
         <w:pStyle w:val="ListBullet"/>
-        <w:spacing w:after="20"/>
+        <w:spacing w:after="0"/>
       </w:pPr>
       <w:r>
         <w:rPr>
           <w:rFonts w:ascii="Calibri" w:hAnsi="Calibri" w:eastAsia="Calibri"/>
           <w:b w:val="0"/>
           <w:color w:val="1F2A37"/>
-          <w:sz w:val="17"/>
+          <w:sz w:val="16"/>
         </w:rPr>
         <w:t>Founder &amp; MD, FairBanks Medical Centre Ltd</w:t>
       </w:r>
@@ -208,23 +256,68 @@
     <w:p>
       <w:pPr>
         <w:pStyle w:val="ListBullet"/>
-        <w:spacing w:after="20"/>
+        <w:spacing w:after="0"/>
       </w:pPr>
       <w:r>
         <w:rPr>
           <w:rFonts w:ascii="Calibri" w:hAnsi="Calibri" w:eastAsia="Calibri"/>
           <w:b w:val="0"/>
           <w:color w:val="1F2A37"/>
-          <w:sz w:val="17"/>
+          <w:sz w:val="16"/>
         </w:rPr>
         <w:t>Social enterprise reach: 10,000+ beneficiaries</w:t>
       </w:r>
     </w:p>
     <w:p>
       <w:pPr>
-        <w:spacing w:before="160" w:after="60"/>
+        <w:pStyle w:val="ListBullet"/>
+        <w:spacing w:after="0"/>
+      </w:pPr>
+      <w:r>
+        <w:rPr>
+          <w:rFonts w:ascii="Calibri" w:hAnsi="Calibri" w:eastAsia="Calibri"/>
+          <w:b w:val="0"/>
+          <w:color w:val="1F2A37"/>
+          <w:sz w:val="16"/>
+        </w:rPr>
+        <w:t>PhD Candidate — HR analytics, AI &amp; organisational behaviour</w:t>
+      </w:r>
+    </w:p>
+    <w:p>
+      <w:pPr>
+        <w:pStyle w:val="ListBullet"/>
+        <w:spacing w:after="0"/>
+      </w:pPr>
+      <w:r>
+        <w:rPr>
+          <w:rFonts w:ascii="Calibri" w:hAnsi="Calibri" w:eastAsia="Calibri"/>
+          <w:b w:val="0"/>
+          <w:color w:val="1F2A37"/>
+          <w:sz w:val="16"/>
+        </w:rPr>
+        <w:t>Executive advisor on change &amp; organisational effectiveness</w:t>
+      </w:r>
+    </w:p>
+    <w:p>
+      <w:pPr>
+        <w:pStyle w:val="ListBullet"/>
+        <w:spacing w:after="0"/>
+      </w:pPr>
+      <w:r>
+        <w:rPr>
+          <w:rFonts w:ascii="Calibri" w:hAnsi="Calibri" w:eastAsia="Calibri"/>
+          <w:b w:val="0"/>
+          <w:color w:val="1F2A37"/>
+          <w:sz w:val="16"/>
+        </w:rPr>
+        <w:t>Workforce planning, talent &amp; performance leadership</w:t>
+      </w:r>
+    </w:p>
+    <w:p>
+      <w:pPr>
+        <w:spacing w:before="120" w:after="40"/>
         <w:pBdr>
-          <w:bottom w:val="single" w:sz="10" w:space="1" w:color="B8953E"/>
+          <w:bottom w:val="single" w:sz="8" w:space="1" w:color="B8953E"/>
         </w:pBdr>
       </w:pPr>
       <w:r>
@@ -234,12 +327,12 @@
           <w:color w:val="0A3A52"/>
           <w:sz w:val="18"/>
         </w:rPr>
-        <w:t>SKILLS</w:t>
+        <w:t>COMPETENCIES</w:t>
       </w:r>
     </w:p>
     <w:p>
       <w:pPr>
-        <w:spacing w:after="60"/>
+        <w:spacing w:after="40"/>
         <w:jc w:val="both"/>
       </w:pPr>
       <w:r>
@@ -247,16 +340,16 @@
           <w:rFonts w:ascii="Calibri" w:hAnsi="Calibri" w:eastAsia="Calibri"/>
           <w:b w:val="0"/>
           <w:color w:val="1F2A37"/>
-          <w:sz w:val="17"/>
+          <w:sz w:val="16"/>
         </w:rPr>
-        <w:t>HR Strategy  ·  Organisational Development  ·  Talent Management  ·  Workforce Planning  ·  Change Management  ·  Performance Management  ·  Employee Relations  ·  Corporate Governance  ·  Leadership Development  ·  HR Analytics / HRIS</w:t>
+        <w:t>HR Strategy  ·  Human Capital Management  ·  Organisational Development  ·  Talent Management  ·  Workforce Planning  ·  Succession Planning  ·  Change Management  ·  Performance Management  ·  Employee Relations  ·  Labour Law Compliance  ·  Corporate Governance  ·  Leadership Development  ·  HR Analytics / HRIS  ·  Stakeholder Engagement</w:t>
       </w:r>
     </w:p>
     <w:p>
       <w:pPr>
-        <w:spacing w:before="160" w:after="60"/>
+        <w:spacing w:before="120" w:after="40"/>
         <w:pBdr>
-          <w:bottom w:val="single" w:sz="10" w:space="1" w:color="B8953E"/>
+          <w:bottom w:val="single" w:sz="8" w:space="1" w:color="B8953E"/>
         </w:pBdr>
       </w:pPr>
       <w:r>
@@ -277,7 +370,7 @@
         <w:rPr>
           <w:rFonts w:ascii="Calibri" w:hAnsi="Calibri" w:eastAsia="Calibri"/>
           <w:b/>
-          <w:color w:val="1F2A37"/>
+          <w:color w:val="0A3A52"/>
           <w:sz w:val="18"/>
         </w:rPr>
         <w:t>Founder, Managing Director &amp; Executive HR Leader</w:t>
@@ -288,25 +381,40 @@
         <w:rPr>
           <w:rFonts w:ascii="Calibri" w:hAnsi="Calibri" w:eastAsia="Calibri"/>
           <w:b w:val="0"/>
-          <w:color w:val="1E4D52"/>
+          <w:color w:val="1F6F78"/>
           <w:sz w:val="16"/>
         </w:rPr>
-        <w:t>FairBanks Medical Centre Ltd | 2025 - Present</w:t>
+        <w:t>FairBanks Medical Centre Ltd  |  2025 - Present</w:t>
       </w:r>
     </w:p>
     <w:p>
       <w:pPr>
-        <w:spacing w:after="60"/>
-        <w:jc w:val="both"/>
+        <w:pStyle w:val="ListBullet"/>
+        <w:spacing w:after="0"/>
       </w:pPr>
       <w:r>
         <w:rPr>
           <w:rFonts w:ascii="Calibri" w:hAnsi="Calibri" w:eastAsia="Calibri"/>
           <w:b w:val="0"/>
           <w:color w:val="1F2A37"/>
-          <w:sz w:val="17"/>
+          <w:sz w:val="16"/>
         </w:rPr>
-        <w:t>Strategy, governance, HR and growth; founded social enterprise (10,000+ beneficiaries).</w:t>
+        <w:t>Lead strategy, governance, HR systems and institutional growth.</w:t>
+      </w:r>
+    </w:p>
+    <w:p>
+      <w:pPr>
+        <w:pStyle w:val="ListBullet"/>
+        <w:spacing w:after="0"/>
+      </w:pPr>
+      <w:r>
+        <w:rPr>
+          <w:rFonts w:ascii="Calibri" w:hAnsi="Calibri" w:eastAsia="Calibri"/>
+          <w:b w:val="0"/>
+          <w:color w:val="1F2A37"/>
+          <w:sz w:val="16"/>
+        </w:rPr>
+        <w:t>Founded FairBanks Social Enterprise Initiative (10,000+ beneficiaries).</w:t>
       </w:r>
     </w:p>
     <w:p>
@@ -317,7 +425,7 @@
         <w:rPr>
           <w:rFonts w:ascii="Calibri" w:hAnsi="Calibri" w:eastAsia="Calibri"/>
           <w:b/>
-          <w:color w:val="1F2A37"/>
+          <w:color w:val="0A3A52"/>
           <w:sz w:val="18"/>
         </w:rPr>
         <w:t>Group Human Resource &amp; Administration Manager</w:t>
@@ -328,25 +436,40 @@
         <w:rPr>
           <w:rFonts w:ascii="Calibri" w:hAnsi="Calibri" w:eastAsia="Calibri"/>
           <w:b w:val="0"/>
-          <w:color w:val="1E4D52"/>
+          <w:color w:val="1F6F78"/>
           <w:sz w:val="16"/>
         </w:rPr>
-        <w:t>Norvik Group | Jul 2016 - Feb 2026</w:t>
+        <w:t>Norvik Group  |  Jul 2016 - Feb 2026</w:t>
       </w:r>
     </w:p>
     <w:p>
       <w:pPr>
-        <w:spacing w:after="60"/>
-        <w:jc w:val="both"/>
+        <w:pStyle w:val="ListBullet"/>
+        <w:spacing w:after="0"/>
       </w:pPr>
       <w:r>
         <w:rPr>
           <w:rFonts w:ascii="Calibri" w:hAnsi="Calibri" w:eastAsia="Calibri"/>
           <w:b w:val="0"/>
           <w:color w:val="1F2A37"/>
-          <w:sz w:val="17"/>
+          <w:sz w:val="16"/>
         </w:rPr>
-        <w:t>Directed Group HR for 2,000+ employees; led workforce planning and leadership development.</w:t>
+        <w:t>Directed Group HR strategy for 2,000+ employees across 50+ units.</w:t>
+      </w:r>
+    </w:p>
+    <w:p>
+      <w:pPr>
+        <w:pStyle w:val="ListBullet"/>
+        <w:spacing w:after="0"/>
+      </w:pPr>
+      <w:r>
+        <w:rPr>
+          <w:rFonts w:ascii="Calibri" w:hAnsi="Calibri" w:eastAsia="Calibri"/>
+          <w:b w:val="0"/>
+          <w:color w:val="1F2A37"/>
+          <w:sz w:val="16"/>
+        </w:rPr>
+        <w:t>Led workforce planning, restructuring, succession and leadership development.</w:t>
       </w:r>
     </w:p>
     <w:p>
@@ -357,7 +480,7 @@
         <w:rPr>
           <w:rFonts w:ascii="Calibri" w:hAnsi="Calibri" w:eastAsia="Calibri"/>
           <w:b/>
-          <w:color w:val="1F2A37"/>
+          <w:color w:val="0A3A52"/>
           <w:sz w:val="18"/>
         </w:rPr>
         <w:t>Human Resource &amp; Administration Manager</w:t>
@@ -368,25 +491,40 @@
         <w:rPr>
           <w:rFonts w:ascii="Calibri" w:hAnsi="Calibri" w:eastAsia="Calibri"/>
           <w:b w:val="0"/>
-          <w:color w:val="1E4D52"/>
+          <w:color w:val="1F6F78"/>
           <w:sz w:val="16"/>
         </w:rPr>
-        <w:t>Norvik Hospital Ltd | Sep 2013 - 2016</w:t>
+        <w:t>Norvik Hospital Ltd  |  Sep 2013 - 2016</w:t>
       </w:r>
     </w:p>
     <w:p>
       <w:pPr>
-        <w:spacing w:after="60"/>
-        <w:jc w:val="both"/>
+        <w:pStyle w:val="ListBullet"/>
+        <w:spacing w:after="0"/>
       </w:pPr>
       <w:r>
         <w:rPr>
           <w:rFonts w:ascii="Calibri" w:hAnsi="Calibri" w:eastAsia="Calibri"/>
           <w:b w:val="0"/>
           <w:color w:val="1F2A37"/>
-          <w:sz w:val="17"/>
+          <w:sz w:val="16"/>
         </w:rPr>
-        <w:t>Led recruitment, employee relations, performance systems and HR policy.</w:t>
+        <w:t>Led recruitment, employee relations, appraisals and staff welfare.</w:t>
+      </w:r>
+    </w:p>
+    <w:p>
+      <w:pPr>
+        <w:pStyle w:val="ListBullet"/>
+        <w:spacing w:after="0"/>
+      </w:pPr>
+      <w:r>
+        <w:rPr>
+          <w:rFonts w:ascii="Calibri" w:hAnsi="Calibri" w:eastAsia="Calibri"/>
+          <w:b w:val="0"/>
+          <w:color w:val="1F2A37"/>
+          <w:sz w:val="16"/>
+        </w:rPr>
+        <w:t>Improved HR policy implementation and operational efficiency.</w:t>
       </w:r>
     </w:p>
     <w:p>
@@ -397,7 +535,7 @@
         <w:rPr>
           <w:rFonts w:ascii="Calibri" w:hAnsi="Calibri" w:eastAsia="Calibri"/>
           <w:b/>
-          <w:color w:val="1F2A37"/>
+          <w:color w:val="0A3A52"/>
           <w:sz w:val="18"/>
         </w:rPr>
         <w:t>Human Resource Manager</w:t>
@@ -408,15 +546,77 @@
         <w:rPr>
           <w:rFonts w:ascii="Calibri" w:hAnsi="Calibri" w:eastAsia="Calibri"/>
           <w:b w:val="0"/>
-          <w:color w:val="1E4D52"/>
+          <w:color w:val="1F6F78"/>
           <w:sz w:val="16"/>
         </w:rPr>
-        <w:t>St. Catherine's Hospital | 2007 - 2010</w:t>
+        <w:t>St. Catherine's Hospital  |  2007 - 2010</w:t>
       </w:r>
     </w:p>
     <w:p>
       <w:pPr>
-        <w:spacing w:after="60"/>
+        <w:pStyle w:val="ListBullet"/>
+        <w:spacing w:after="0"/>
+      </w:pPr>
+      <w:r>
+        <w:rPr>
+          <w:rFonts w:ascii="Calibri" w:hAnsi="Calibri" w:eastAsia="Calibri"/>
+          <w:b w:val="0"/>
+          <w:color w:val="1F2A37"/>
+          <w:sz w:val="16"/>
+        </w:rPr>
+        <w:t>Managed HR operations, welfare programmes and labour compliance.</w:t>
+      </w:r>
+    </w:p>
+    <w:p>
+      <w:pPr>
+        <w:pStyle w:val="ListBullet"/>
+        <w:spacing w:after="0"/>
+      </w:pPr>
+      <w:r>
+        <w:rPr>
+          <w:rFonts w:ascii="Calibri" w:hAnsi="Calibri" w:eastAsia="Calibri"/>
+          <w:b w:val="0"/>
+          <w:color w:val="1F2A37"/>
+          <w:sz w:val="16"/>
+        </w:rPr>
+        <w:t>Strengthened recruitment, retention and employee engagement.</w:t>
+      </w:r>
+    </w:p>
+    <w:p>
+      <w:pPr>
+        <w:spacing w:after="40"/>
+        <w:jc w:val="both"/>
+      </w:pPr>
+      <w:r>
+        <w:rPr>
+          <w:rFonts w:ascii="Calibri" w:hAnsi="Calibri" w:eastAsia="Calibri"/>
+          <w:b w:val="0"/>
+          <w:color w:val="5B6B7C"/>
+          <w:sz w:val="15"/>
+        </w:rPr>
+        <w:t>Earlier roles: Health Management Systems Administrator, St. Catherine's Hospital (2010-2013); Human Resource Assistant, E Power Limited (1997-2000).</w:t>
+      </w:r>
+    </w:p>
+    <w:p>
+      <w:pPr>
+        <w:spacing w:before="120" w:after="40"/>
+        <w:pBdr>
+          <w:bottom w:val="single" w:sz="8" w:space="1" w:color="B8953E"/>
+        </w:pBdr>
+      </w:pPr>
+      <w:r>
+        <w:rPr>
+          <w:rFonts w:ascii="Calibri" w:hAnsi="Calibri" w:eastAsia="Calibri"/>
+          <w:b/>
+          <w:color w:val="0A3A52"/>
+          <w:sz w:val="18"/>
+        </w:rPr>
+        <w:t>EDUCATION</w:t>
+      </w:r>
+    </w:p>
+    <w:p>
+      <w:pPr>
+        <w:spacing w:after="40"/>
         <w:jc w:val="both"/>
       </w:pPr>
       <w:r>
@@ -424,14 +624,76 @@
           <w:rFonts w:ascii="Calibri" w:hAnsi="Calibri" w:eastAsia="Calibri"/>
           <w:b w:val="0"/>
           <w:color w:val="1F2A37"/>
-          <w:sz w:val="17"/>
+          <w:sz w:val="16"/>
         </w:rPr>
-        <w:t>Managed HR operations, welfare and labour compliance.</w:t>
+        <w:t>PhD in Management (Ongoing) — Uganda Christian University. Research: Machine learning prediction of occupational burnout among medical practitioners</w:t>
       </w:r>
     </w:p>
     <w:p>
       <w:pPr>
-        <w:spacing w:after="60"/>
+        <w:spacing w:after="40"/>
+        <w:jc w:val="both"/>
+      </w:pPr>
+      <w:r>
+        <w:rPr>
+          <w:rFonts w:ascii="Calibri" w:hAnsi="Calibri" w:eastAsia="Calibri"/>
+          <w:b w:val="0"/>
+          <w:color w:val="1F2A37"/>
+          <w:sz w:val="16"/>
+        </w:rPr>
+        <w:t>Master of Social Sector Planning and Management — Makerere University</w:t>
+      </w:r>
+    </w:p>
+    <w:p>
+      <w:pPr>
+        <w:spacing w:after="40"/>
+        <w:jc w:val="both"/>
+      </w:pPr>
+      <w:r>
+        <w:rPr>
+          <w:rFonts w:ascii="Calibri" w:hAnsi="Calibri" w:eastAsia="Calibri"/>
+          <w:b w:val="0"/>
+          <w:color w:val="1F2A37"/>
+          <w:sz w:val="16"/>
+        </w:rPr>
+        <w:t>Bachelor of Arts in Social Sciences — Makerere University</w:t>
+      </w:r>
+    </w:p>
+    <w:p>
+      <w:pPr>
+        <w:spacing w:before="120" w:after="40"/>
+        <w:pBdr>
+          <w:bottom w:val="single" w:sz="8" w:space="1" w:color="B8953E"/>
+        </w:pBdr>
+      </w:pPr>
+      <w:r>
+        <w:rPr>
+          <w:rFonts w:ascii="Calibri" w:hAnsi="Calibri" w:eastAsia="Calibri"/>
+          <w:b/>
+          <w:color w:val="0A3A52"/>
+          <w:sz w:val="18"/>
+        </w:rPr>
+        <w:t>TECHNICAL &amp; ADDITIONAL</w:t>
+      </w:r>
+    </w:p>
+    <w:p>
+      <w:pPr>
+        <w:spacing w:after="40"/>
+        <w:jc w:val="both"/>
+      </w:pPr>
+      <w:r>
+        <w:rPr>
+          <w:rFonts w:ascii="Calibri" w:hAnsi="Calibri" w:eastAsia="Calibri"/>
+          <w:b w:val="0"/>
+          <w:color w:val="1F2A37"/>
+          <w:sz w:val="16"/>
+        </w:rPr>
+        <w:t>Microsoft Office  ·  HRIS  ·  ERP  ·  HR Analytics  ·  Performance systems  ·  Payroll systems  ·  Executive reporting  ·  AI applications in HR</w:t>
+      </w:r>
+    </w:p>
+    <w:p>
+      <w:pPr>
+        <w:spacing w:after="40"/>
         <w:jc w:val="both"/>
       </w:pPr>
       <w:r>
@@ -441,59 +703,12 @@
           <w:color w:val="5B6B7C"/>
           <w:sz w:val="16"/>
         </w:rPr>
-        <w:t>Earlier: Health Systems Administrator, St. Catherine's (2010-2013); HR Assistant, E Power Limited (1997-2000).</w:t>
-      </w:r>
-    </w:p>
-    <w:p>
-      <w:pPr>
-        <w:spacing w:before="160" w:after="60"/>
-        <w:pBdr>
-          <w:bottom w:val="single" w:sz="10" w:space="1" w:color="B8953E"/>
-        </w:pBdr>
-      </w:pPr>
-      <w:r>
-        <w:rPr>
-          <w:rFonts w:ascii="Calibri" w:hAnsi="Calibri" w:eastAsia="Calibri"/>
-          <w:b/>
-          <w:color w:val="0A3A52"/>
-          <w:sz w:val="18"/>
-        </w:rPr>
-        <w:t>EDUCATION &amp; MORE</w:t>
-      </w:r>
-    </w:p>
-    <w:p>
-      <w:pPr>
-        <w:spacing w:after="60"/>
-        <w:jc w:val="both"/>
-      </w:pPr>
-      <w:r>
-        <w:rPr>
-          <w:rFonts w:ascii="Calibri" w:hAnsi="Calibri" w:eastAsia="Calibri"/>
-          <w:b w:val="0"/>
-          <w:color w:val="1F2A37"/>
-          <w:sz w:val="17"/>
-        </w:rPr>
-        <w:t>PhD Management (Ongoing), Uganda Christian University  ·  MSSPM, Makerere University  ·  BA Social Sciences, Makerere University</w:t>
-      </w:r>
-    </w:p>
-    <w:p>
-      <w:pPr>
-        <w:spacing w:after="60"/>
-        <w:jc w:val="both"/>
-      </w:pPr>
-      <w:r>
-        <w:rPr>
-          <w:rFonts w:ascii="Calibri" w:hAnsi="Calibri" w:eastAsia="Calibri"/>
-          <w:b w:val="0"/>
-          <w:color w:val="5B6B7C"/>
-          <w:sz w:val="16"/>
-        </w:rPr>
-        <w:t>Member, Federation of Uganda Employers (FUE)  ·  English &amp; Luganda (Fluent)  ·  References on request</w:t>
+        <w:t>Member, Federation of Uganda Employers (FUE)  ·  English (Fluent)  ·  Luganda (Fluent)  ·  References available on request</w:t>
       </w:r>
     </w:p>
     <w:sectPr>
       <w:pgSz w:w="12240" w:h="15840"/>
-      <w:pgMar w:top="624" w:right="737" w:bottom="624" w:left="737" w:header="720" w:footer="720" w:gutter="0"/>
+      <w:pgMar w:top="567" w:right="680" w:bottom="567" w:left="680" w:header="720" w:footer="720" w:gutter="0"/>
       <w:cols w:space="720"/>
       <w:docGrid w:linePitch="360"/>
     </w:sectPr>

--- a/racheal_cv/brief_versions/03_one_page/racheal_cv.docx
+++ b/racheal_cv/brief_versions/03_one_page/racheal_cv.docx
@@ -700,6 +700,21 @@
         <w:rPr>
           <w:rFonts w:ascii="Calibri" w:hAnsi="Calibri" w:eastAsia="Calibri"/>
           <w:b w:val="0"/>
+          <w:color w:val="1F2A37"/>
+          <w:sz w:val="16"/>
+        </w:rPr>
+        <w:t>Human Resource Analytics  ·  Artificial Intelligence  ·  Machine Learning  ·  Organisational Behaviour  ·  Occupational Burnout  ·  Employee Wellbeing  ·  Healthcare Management</w:t>
+      </w:r>
+    </w:p>
+    <w:p>
+      <w:pPr>
+        <w:spacing w:after="40"/>
+        <w:jc w:val="both"/>
+      </w:pPr>
+      <w:r>
+        <w:rPr>
+          <w:rFonts w:ascii="Calibri" w:hAnsi="Calibri" w:eastAsia="Calibri"/>
+          <w:b w:val="0"/>
           <w:color w:val="5B6B7C"/>
           <w:sz w:val="16"/>
         </w:rPr>

--- a/racheal_cv/brief_versions/03_one_page/racheal_cv.docx
+++ b/racheal_cv/brief_versions/03_one_page/racheal_cv.docx
@@ -205,7 +205,7 @@
           <w:color w:val="1F2A37"/>
           <w:sz w:val="16"/>
         </w:rPr>
-        <w:t>30 years progressive HR &amp; executive management</w:t>
+        <w:t>Nearly 30 years in HR and executive management</w:t>
       </w:r>
     </w:p>
     <w:p>
@@ -220,7 +220,7 @@
           <w:color w:val="1F2A37"/>
           <w:sz w:val="16"/>
         </w:rPr>
-        <w:t>18+ years executive Human Resource leadership</w:t>
+        <w:t>18+ years in executive Human Resource leadership</w:t>
       </w:r>
     </w:p>
     <w:p>
@@ -235,7 +235,7 @@
           <w:color w:val="1F2A37"/>
           <w:sz w:val="16"/>
         </w:rPr>
-        <w:t>Strategic HR for 2,000+ employees / 50+ units</w:t>
+        <w:t>Strategic HR leadership for 2,000+ employees across 50+ units</w:t>
       </w:r>
     </w:p>
     <w:p>
@@ -270,51 +270,6 @@
     </w:p>
     <w:p>
       <w:pPr>
-        <w:pStyle w:val="ListBullet"/>
-        <w:spacing w:after="0"/>
-      </w:pPr>
-      <w:r>
-        <w:rPr>
-          <w:rFonts w:ascii="Calibri" w:hAnsi="Calibri" w:eastAsia="Calibri"/>
-          <w:b w:val="0"/>
-          <w:color w:val="1F2A37"/>
-          <w:sz w:val="16"/>
-        </w:rPr>
-        <w:t>PhD Candidate — HR analytics, AI &amp; organisational behaviour</w:t>
-      </w:r>
-    </w:p>
-    <w:p>
-      <w:pPr>
-        <w:pStyle w:val="ListBullet"/>
-        <w:spacing w:after="0"/>
-      </w:pPr>
-      <w:r>
-        <w:rPr>
-          <w:rFonts w:ascii="Calibri" w:hAnsi="Calibri" w:eastAsia="Calibri"/>
-          <w:b w:val="0"/>
-          <w:color w:val="1F2A37"/>
-          <w:sz w:val="16"/>
-        </w:rPr>
-        <w:t>Executive advisor on change &amp; organisational effectiveness</w:t>
-      </w:r>
-    </w:p>
-    <w:p>
-      <w:pPr>
-        <w:pStyle w:val="ListBullet"/>
-        <w:spacing w:after="0"/>
-      </w:pPr>
-      <w:r>
-        <w:rPr>
-          <w:rFonts w:ascii="Calibri" w:hAnsi="Calibri" w:eastAsia="Calibri"/>
-          <w:b w:val="0"/>
-          <w:color w:val="1F2A37"/>
-          <w:sz w:val="16"/>
-        </w:rPr>
-        <w:t>Workforce planning, talent &amp; performance leadership</w:t>
-      </w:r>
-    </w:p>
-    <w:p>
-      <w:pPr>
         <w:spacing w:before="120" w:after="40"/>
         <w:pBdr>
           <w:bottom w:val="single" w:sz="8" w:space="1" w:color="B8953E"/>
@@ -342,7 +297,7 @@
           <w:color w:val="1F2A37"/>
           <w:sz w:val="16"/>
         </w:rPr>
-        <w:t>HR Strategy  ·  Human Capital Management  ·  Organisational Development  ·  Talent Management  ·  Workforce Planning  ·  Succession Planning  ·  Change Management  ·  Performance Management  ·  Employee Relations  ·  Labour Law Compliance  ·  Corporate Governance  ·  Leadership Development  ·  HR Analytics / HRIS  ·  Stakeholder Engagement</w:t>
+        <w:t>HR Strategy  ·  Organisational Development  ·  Talent Management  ·  Workforce Planning  ·  Change Management  ·  Performance Management  ·  Employee Relations  ·  Corporate Governance  ·  Leadership Development  ·  HR Analytics / HRIS</w:t>
       </w:r>
     </w:p>
     <w:p>
@@ -509,22 +464,7 @@
           <w:color w:val="1F2A37"/>
           <w:sz w:val="16"/>
         </w:rPr>
-        <w:t>Led recruitment, employee relations, appraisals and staff welfare.</w:t>
-      </w:r>
-    </w:p>
-    <w:p>
-      <w:pPr>
-        <w:pStyle w:val="ListBullet"/>
-        <w:spacing w:after="0"/>
-      </w:pPr>
-      <w:r>
-        <w:rPr>
-          <w:rFonts w:ascii="Calibri" w:hAnsi="Calibri" w:eastAsia="Calibri"/>
-          <w:b w:val="0"/>
-          <w:color w:val="1F2A37"/>
-          <w:sz w:val="16"/>
-        </w:rPr>
-        <w:t>Improved HR policy implementation and operational efficiency.</w:t>
+        <w:t>Led recruitment, employee relations, performance systems and HR policy.</w:t>
       </w:r>
     </w:p>
     <w:p>
@@ -564,22 +504,7 @@
           <w:color w:val="1F2A37"/>
           <w:sz w:val="16"/>
         </w:rPr>
-        <w:t>Managed HR operations, welfare programmes and labour compliance.</w:t>
-      </w:r>
-    </w:p>
-    <w:p>
-      <w:pPr>
-        <w:pStyle w:val="ListBullet"/>
-        <w:spacing w:after="0"/>
-      </w:pPr>
-      <w:r>
-        <w:rPr>
-          <w:rFonts w:ascii="Calibri" w:hAnsi="Calibri" w:eastAsia="Calibri"/>
-          <w:b w:val="0"/>
-          <w:color w:val="1F2A37"/>
-          <w:sz w:val="16"/>
-        </w:rPr>
-        <w:t>Strengthened recruitment, retention and employee engagement.</w:t>
+        <w:t>Managed HR operations, welfare, labour compliance and staff engagement.</w:t>
       </w:r>
     </w:p>
     <w:p>
@@ -688,7 +613,7 @@
           <w:color w:val="1F2A37"/>
           <w:sz w:val="16"/>
         </w:rPr>
-        <w:t>Microsoft Office  ·  HRIS  ·  ERP  ·  HR Analytics  ·  Performance systems  ·  Payroll systems  ·  Executive reporting  ·  AI applications in HR</w:t>
+        <w:t>Microsoft Office  ·  HRIS  ·  ERP  ·  HR Analytics  ·  Performance systems  ·  Executive reporting  ·  AI applications in HR</w:t>
       </w:r>
     </w:p>
     <w:p>
@@ -703,7 +628,7 @@
           <w:color w:val="1F2A37"/>
           <w:sz w:val="16"/>
         </w:rPr>
-        <w:t>Human Resource Analytics  ·  Artificial Intelligence  ·  Machine Learning  ·  Organisational Behaviour  ·  Occupational Burnout  ·  Employee Wellbeing  ·  Healthcare Management</w:t>
+        <w:t>Human Resource Analytics  ·  Artificial Intelligence  ·  Organisational Behaviour  ·  Occupational Burnout  ·  Employee Wellbeing</w:t>
       </w:r>
     </w:p>
     <w:p>

--- a/racheal_cv/brief_versions/03_one_page/racheal_cv.docx
+++ b/racheal_cv/brief_versions/03_one_page/racheal_cv.docx
@@ -25,7 +25,7 @@
                 <w:color w:val="0A3A52"/>
                 <w:sz w:val="26"/>
               </w:rPr>
-              <w:t>RACHEAL NABUKEERA SEKAGIRI</w:t>
+              <w:t>RACHEAL NABUKEERA</w:t>
             </w:r>
           </w:p>
           <w:p>

--- a/racheal_cv/brief_versions/03_one_page/racheal_cv.docx
+++ b/racheal_cv/brief_versions/03_one_page/racheal_cv.docx
@@ -643,7 +643,7 @@
           <w:color w:val="5B6B7C"/>
           <w:sz w:val="16"/>
         </w:rPr>
-        <w:t>Member, Federation of Uganda Employers (FUE)  ·  English (Fluent)  ·  Luganda (Fluent)  ·  References available on request</w:t>
+        <w:t>Member, Federation of Uganda Employers (FUE)  ·  English (Fluent)  ·  Luganda (Fluent)</w:t>
       </w:r>
     </w:p>
     <w:sectPr>

--- a/racheal_cv/brief_versions/03_one_page/racheal_cv.docx
+++ b/racheal_cv/brief_versions/03_one_page/racheal_cv.docx
@@ -78,7 +78,7 @@
                 <w:color w:val="5B6B7C"/>
                 <w:sz w:val="16"/>
               </w:rPr>
-              <w:t>info@fairbanksmedicalcentre.org  ·  www.fairbanksmedicalcentre.org</w:t>
+              <w:t>info@fairbanksmedicalcentre.org | nracheal017@gmail.com  ·  www.fairbanksmedicalcentre.org</w:t>
             </w:r>
           </w:p>
         </w:tc>
